--- a/courts/eighth-circuit/iowa/federal/bankruptcy-northern-district/motion-brief/usage/OUTPUT-motion-brief-2.docx
+++ b/courts/eighth-circuit/iowa/federal/bankruptcy-northern-district/motion-brief/usage/OUTPUT-motion-brief-2.docx
@@ -87,7 +87,7 @@
             </w:pPr>
             <w:r>
               <w:rPr/>
-              <w:t xml:space="preserve">VeroBlue Farms USA, Inc.,</w:t>
+              <w:t xml:space="preserve">VeroBlue Farms USA, Inc.</w:t>
             </w:r>
           </w:p>
           <w:p>
@@ -107,7 +107,7 @@
             </w:pPr>
             <w:r>
               <w:rPr/>
-              <w:t xml:space="preserve">VeroBlue Farms USA, Inc.,</w:t>
+              <w:t xml:space="preserve">VeroBlue Farms USA, Inc.</w:t>
             </w:r>
           </w:p>
           <w:p>
@@ -165,7 +165,7 @@
             </w:pPr>
             <w:r>
               <w:rPr/>
-              <w:t xml:space="preserve">Chapter 11 Bankruptcy</w:t>
+              <w:t xml:space="preserve">Chapter 11</w:t>
             </w:r>
           </w:p>
           <w:p>
@@ -174,7 +174,7 @@
             </w:pPr>
             <w:r>
               <w:rPr/>
-              <w:t xml:space="preserve">Bankruptcy No. 18-01297</w:t>
+              <w:t xml:space="preserve">Bankruptcy No: 18-01297</w:t>
             </w:r>
           </w:p>
           <w:p>
@@ -265,6 +265,9 @@
       <w:r>
         <w:t xml:space="preserve">“[t]he court may strike from a pleading…any…immaterial, impertinent, or scandalous matter.”</w:t>
       </w:r>
+      <w:r>
+        <w:t xml:space="preserve">;</w:t>
+      </w:r>
     </w:p>
     <w:p>
       <w:pPr>
@@ -289,7 +292,20 @@
         <w:t xml:space="preserve"> </w:t>
       </w:r>
       <w:r>
-        <w:t xml:space="preserve">51 Wright &amp; Miller, Federal Practice and Procedure § 1380 (2d ed. 1990); Bank of Vermont v. Lyndonville Sav. Bank &amp; Trust Co., 906 F.Supp.221, 228 (D. Vt. 1995) (same);</w:t>
+        <w:t xml:space="preserve">51 Wright &amp; Miller, Federal Practice and Procedure § 1380 (2d ed. 1990);</w:t>
+      </w:r>
+      <w:r>
+        <w:t xml:space="preserve"> </w:t>
+      </w:r>
+      <w:r>
+        <w:rPr>
+          <w:i/>
+          <w:iCs/>
+        </w:rPr>
+        <w:t xml:space="preserve">Bank of Vermont v. Lyndonville Sav. Bank &amp; Trust Co.</w:t>
+      </w:r>
+      <w:r>
+        <w:t xml:space="preserve">, 906 F.Supp.221, 228 (D. Vt. 1995) (same);</w:t>
       </w:r>
     </w:p>
     <w:p>
@@ -841,6 +857,15 @@
             </w:pPr>
             <w:r>
               <w:rPr/>
+              <w:t xml:space="preserve">Brandon M. Schwartz, AT0011248</w:t>
+            </w:r>
+          </w:p>
+          <w:p>
+            <w:pPr>
+              <w:spacing w:before="0" w:after="65" w:line="240" w:lineRule="auto"/>
+            </w:pPr>
+            <w:r>
+              <w:rPr/>
               <w:t xml:space="preserve">600 Inwood Avenue N.</w:t>
             </w:r>
           </w:p>
@@ -895,7 +920,7 @@
             </w:pPr>
             <w:r>
               <w:rPr/>
-              <w:t xml:space="preserve">E-mail: Mschwartz@mdspalaw.com</w:t>
+              <w:t xml:space="preserve">E-mail: Mschwartz@mdspalaw.com Bschwartz@mdspalaw.com</w:t>
             </w:r>
           </w:p>
           <w:p>
@@ -931,7 +956,7 @@
         <w:ind w:firstLine="720"/>
       </w:pPr>
       <w:r>
-        <w:t xml:space="preserve">The undersigned certifies that on [not on the filed copy], electronically on parties who receive electronic notice through CM/ECF as listed on CM/ECF’s notice of electronic filing.</w:t>
+        <w:t xml:space="preserve">The undersigned certifies that on [not on the filed copy], This document was served electronically on parties who receive electronic notice through CM/ECF as listed on CM/ECF’s notice of electronic filing.</w:t>
       </w:r>
     </w:p>
     <w:p>
@@ -1101,7 +1126,23 @@
         <w:t xml:space="preserve"> </w:t>
       </w:r>
       <w:r>
-        <w:t xml:space="preserve">As acknowledged in the Adversary Complaint, Cassels Brock &amp; Blackwell LLP is a Canadian limited liability partnership. See (Doc. No. 3, ¶ 8).</w:t>
+        <w:t xml:space="preserve">As acknowledged in the Adversary Complaint, Cassels Brock &amp; Blackwell LLP is a Canadian limited liability partnership.</w:t>
+      </w:r>
+      <w:r>
+        <w:t xml:space="preserve"> </w:t>
+      </w:r>
+      <w:r>
+        <w:rPr>
+          <w:i/>
+          <w:iCs/>
+        </w:rPr>
+        <w:t xml:space="preserve">See</w:t>
+      </w:r>
+      <w:r>
+        <w:t xml:space="preserve"> </w:t>
+      </w:r>
+      <w:r>
+        <w:t xml:space="preserve">(Doc. No. 3, ¶ 8).</w:t>
       </w:r>
     </w:p>
   </w:footnote>

--- a/courts/eighth-circuit/iowa/federal/bankruptcy-northern-district/motion-brief/usage/OUTPUT-motion-brief-2.docx
+++ b/courts/eighth-circuit/iowa/federal/bankruptcy-northern-district/motion-brief/usage/OUTPUT-motion-brief-2.docx
@@ -4,7 +4,8 @@
   <w:body>
     <w:p>
       <w:pPr>
-        <w:spacing w:before="0" w:after="60" w:line="240" w:lineRule="auto"/>
+        <w:spacing w:before="0" w:after="0" w:line="276" w:lineRule="exact"/>
+        <w:ind w:left="0" w:firstLine="0"/>
         <w:jc w:val="center"/>
       </w:pPr>
       <w:r>
@@ -17,7 +18,8 @@
     </w:p>
     <w:p>
       <w:pPr>
-        <w:spacing w:before="0" w:after="0" w:line="240" w:lineRule="auto"/>
+        <w:spacing w:before="0" w:after="360" w:line="276" w:lineRule="exact"/>
+        <w:ind w:left="0" w:firstLine="0"/>
         <w:jc w:val="center"/>
       </w:pPr>
       <w:r>
@@ -28,28 +30,17 @@
         <w:t xml:space="preserve">FOR THE NORTHERN DISTRICT OF IOWA</w:t>
       </w:r>
     </w:p>
-    <w:p>
-      <w:pPr>
-        <w:spacing w:before="0" w:after="0" w:line="390" w:lineRule="exact"/>
-      </w:pPr>
-    </w:p>
     <w:tbl>
       <w:tblPr>
         <w:tblW w:w="9360" w:type="dxa"/>
-        <w:tblBorders>
-          <w:top w:val="nil"/>
-          <w:left w:val="nil"/>
-          <w:bottom w:val="nil"/>
-          <w:right w:val="nil"/>
-          <w:insideH w:val="nil"/>
-          <w:insideV w:val="nil"/>
-        </w:tblBorders>
         <w:tblLayout w:type="fixed"/>
         <w:tblCellMar>
+          <w:top w:w="0" w:type="dxa"/>
           <w:left w:w="0" w:type="dxa"/>
+          <w:bottom w:w="0" w:type="dxa"/>
           <w:right w:w="0" w:type="dxa"/>
         </w:tblCellMar>
-        <w:tblLook w:val="0000"/>
+        <w:tblLook w:val="0000" w:firstRow="0" w:lastRow="0" w:firstColumn="0" w:lastColumn="0" w:noHBand="0" w:noVBand="0"/>
       </w:tblPr>
       <w:tblGrid>
         <w:gridCol w:w="4752"/>
@@ -63,90 +54,151 @@
           <w:tcPr>
             <w:tcW w:w="4752" w:type="dxa"/>
             <w:tcBorders>
+              <w:bottom w:val="single" w:sz="6" w:space="0" w:color="000000"/>
               <w:right w:val="single" w:sz="6" w:space="0" w:color="000000"/>
-              <w:bottom w:val="single" w:sz="6" w:space="0" w:color="000000"/>
             </w:tcBorders>
             <w:tcMar>
+              <w:bottom w:w="200" w:type="dxa"/>
               <w:right w:w="240" w:type="dxa"/>
-              <w:bottom w:w="200" w:type="dxa"/>
             </w:tcMar>
           </w:tcPr>
           <w:p>
             <w:pPr>
-              <w:spacing w:before="0" w:after="156" w:line="240" w:lineRule="auto"/>
+              <w:spacing w:before="0" w:after="0" w:line="276" w:lineRule="exact"/>
+              <w:ind w:left="0" w:firstLine="0"/>
+              <w:jc w:val="left"/>
             </w:pPr>
             <w:r>
-              <w:rPr/>
               <w:t xml:space="preserve">In re:</w:t>
             </w:r>
           </w:p>
           <w:p>
             <w:pPr>
-              <w:spacing w:before="0" w:after="156" w:line="240" w:lineRule="auto"/>
-              <w:ind w:left="720"/>
+              <w:spacing w:before="276" w:after="0" w:line="276" w:lineRule="exact"/>
+              <w:ind w:left="720" w:firstLine="0"/>
+              <w:jc w:val="left"/>
             </w:pPr>
             <w:r>
-              <w:rPr/>
-              <w:t xml:space="preserve">VeroBlue Farms USA, Inc.</w:t>
+              <w:t xml:space="preserve">VeroBlue</w:t>
+            </w:r>
+            <w:r>
+              <w:t xml:space="preserve"> </w:t>
+            </w:r>
+            <w:r>
+              <w:t xml:space="preserve">Farms</w:t>
+            </w:r>
+            <w:r>
+              <w:t xml:space="preserve"> </w:t>
+            </w:r>
+            <w:r>
+              <w:t xml:space="preserve">USA,</w:t>
+            </w:r>
+            <w:r>
+              <w:t xml:space="preserve"> </w:t>
+            </w:r>
+            <w:r>
+              <w:t xml:space="preserve">Inc.</w:t>
             </w:r>
           </w:p>
           <w:p>
             <w:pPr>
-              <w:spacing w:before="0" w:after="208" w:line="240" w:lineRule="auto"/>
+              <w:spacing w:before="276" w:after="0" w:line="276" w:lineRule="exact"/>
+              <w:ind w:left="0" w:firstLine="0"/>
               <w:jc w:val="right"/>
             </w:pPr>
             <w:r>
-              <w:rPr/>
               <w:t xml:space="preserve">Debtor.</w:t>
             </w:r>
           </w:p>
           <w:p>
             <w:pPr>
-              <w:spacing w:before="0" w:after="156" w:line="240" w:lineRule="auto"/>
-              <w:ind w:left="720"/>
+              <w:spacing w:before="276" w:after="0" w:line="276" w:lineRule="exact"/>
+              <w:ind w:left="720" w:firstLine="0"/>
+              <w:jc w:val="left"/>
             </w:pPr>
             <w:r>
-              <w:rPr/>
-              <w:t xml:space="preserve">VeroBlue Farms USA, Inc.</w:t>
+              <w:t xml:space="preserve">VeroBlue</w:t>
+            </w:r>
+            <w:r>
+              <w:t xml:space="preserve"> </w:t>
+            </w:r>
+            <w:r>
+              <w:t xml:space="preserve">Farms</w:t>
+            </w:r>
+            <w:r>
+              <w:t xml:space="preserve"> </w:t>
+            </w:r>
+            <w:r>
+              <w:t xml:space="preserve">USA,</w:t>
+            </w:r>
+            <w:r>
+              <w:t xml:space="preserve"> </w:t>
+            </w:r>
+            <w:r>
+              <w:t xml:space="preserve">Inc.</w:t>
             </w:r>
           </w:p>
           <w:p>
             <w:pPr>
-              <w:spacing w:before="0" w:after="156" w:line="240" w:lineRule="auto"/>
+              <w:spacing w:before="276" w:after="0" w:line="276" w:lineRule="exact"/>
+              <w:ind w:left="0" w:firstLine="0"/>
               <w:jc w:val="right"/>
             </w:pPr>
             <w:r>
-              <w:rPr/>
               <w:t xml:space="preserve">Plaintiff,</w:t>
             </w:r>
           </w:p>
           <w:p>
             <w:pPr>
-              <w:spacing w:before="0" w:after="156" w:line="240" w:lineRule="auto"/>
-              <w:ind w:left="720"/>
+              <w:spacing w:before="276" w:after="0" w:line="276" w:lineRule="exact"/>
+              <w:ind w:left="720" w:firstLine="0"/>
+              <w:jc w:val="left"/>
             </w:pPr>
             <w:r>
-              <w:rPr/>
               <w:t xml:space="preserve">v.</w:t>
             </w:r>
           </w:p>
           <w:p>
             <w:pPr>
-              <w:spacing w:before="0" w:after="156" w:line="240" w:lineRule="auto"/>
-              <w:ind w:left="720"/>
+              <w:spacing w:before="276" w:after="0" w:line="276" w:lineRule="exact"/>
+              <w:ind w:left="720" w:firstLine="0"/>
+              <w:jc w:val="left"/>
             </w:pPr>
             <w:r>
-              <w:rPr/>
-              <w:t xml:space="preserve">Cassels Brock &amp; Blackwell LLP</w:t>
+              <w:t xml:space="preserve">Cassels</w:t>
+            </w:r>
+            <w:r>
+              <w:t xml:space="preserve"> </w:t>
+            </w:r>
+            <w:r>
+              <w:t xml:space="preserve">Brock</w:t>
+            </w:r>
+            <w:r>
+              <w:t xml:space="preserve"> </w:t>
+            </w:r>
+            <w:r>
+              <w:t xml:space="preserve">&amp;</w:t>
+            </w:r>
+            <w:r>
+              <w:t xml:space="preserve"> </w:t>
+            </w:r>
+            <w:r>
+              <w:t xml:space="preserve">Blackwell</w:t>
+            </w:r>
+            <w:r>
+              <w:t xml:space="preserve"> </w:t>
+            </w:r>
+            <w:r>
+              <w:t xml:space="preserve">LLP</w:t>
             </w:r>
           </w:p>
           <w:p>
             <w:pPr>
-              <w:spacing w:before="0" w:after="0" w:line="240" w:lineRule="auto"/>
+              <w:spacing w:before="276" w:after="0" w:line="276" w:lineRule="exact"/>
+              <w:ind w:left="0" w:firstLine="0"/>
               <w:jc w:val="right"/>
             </w:pPr>
             <w:r>
-              <w:rPr/>
               <w:t xml:space="preserve">Defendant.</w:t>
             </w:r>
           </w:p>
@@ -155,47 +207,407 @@
           <w:tcPr>
             <w:tcW w:w="4608" w:type="dxa"/>
             <w:tcMar>
-              <w:top w:w="520" w:type="dxa"/>
               <w:left w:w="320" w:type="dxa"/>
             </w:tcMar>
           </w:tcPr>
           <w:p>
             <w:pPr>
-              <w:spacing w:before="0" w:after="104" w:line="240" w:lineRule="auto"/>
+              <w:spacing w:before="552" w:after="0" w:line="276" w:lineRule="exact"/>
+              <w:ind w:left="0" w:firstLine="0"/>
+              <w:jc w:val="left"/>
             </w:pPr>
             <w:r>
-              <w:rPr/>
-              <w:t xml:space="preserve">Chapter 11</w:t>
+              <w:t xml:space="preserve">Chapter</w:t>
+            </w:r>
+            <w:r>
+              <w:t xml:space="preserve"> </w:t>
+            </w:r>
+            <w:r>
+              <w:t xml:space="preserve">11</w:t>
             </w:r>
           </w:p>
           <w:p>
             <w:pPr>
-              <w:spacing w:before="0" w:after="416" w:line="240" w:lineRule="auto"/>
+              <w:spacing w:before="0" w:after="0" w:line="276" w:lineRule="exact"/>
+              <w:ind w:left="0" w:firstLine="0"/>
+              <w:jc w:val="left"/>
             </w:pPr>
             <w:r>
-              <w:rPr/>
-              <w:t xml:space="preserve">Bankruptcy No: 18-01297</w:t>
+              <w:t xml:space="preserve">Bankruptcy</w:t>
+            </w:r>
+            <w:r>
+              <w:t xml:space="preserve"> </w:t>
+            </w:r>
+            <w:r>
+              <w:t xml:space="preserve">No:</w:t>
+            </w:r>
+            <w:r>
+              <w:t xml:space="preserve"> </w:t>
+            </w:r>
+            <w:r>
+              <w:t xml:space="preserve">18</w:t>
+              <w:noBreakHyphen/>
+              <w:t xml:space="preserve">01297</w:t>
             </w:r>
           </w:p>
           <w:p>
             <w:pPr>
-              <w:spacing w:before="0" w:after="416" w:line="240" w:lineRule="auto"/>
+              <w:spacing w:before="276" w:after="0" w:line="276" w:lineRule="exact"/>
+              <w:ind w:left="0" w:firstLine="0"/>
+              <w:jc w:val="left"/>
             </w:pPr>
             <w:r>
-              <w:rPr/>
-              <w:t xml:space="preserve">Adversary No. 19-09015</w:t>
+              <w:t xml:space="preserve">Adversary</w:t>
+            </w:r>
+            <w:r>
+              <w:t xml:space="preserve"> </w:t>
+            </w:r>
+            <w:r>
+              <w:t xml:space="preserve">No.</w:t>
+            </w:r>
+            <w:r>
+              <w:t xml:space="preserve"> </w:t>
+            </w:r>
+            <w:r>
+              <w:t xml:space="preserve">19</w:t>
+              <w:noBreakHyphen/>
+              <w:t xml:space="preserve">09015</w:t>
             </w:r>
           </w:p>
           <w:p>
             <w:pPr>
-              <w:spacing w:before="0" w:after="0" w:line="240" w:lineRule="auto"/>
+              <w:spacing w:before="276" w:after="0" w:line="276" w:lineRule="exact"/>
+              <w:ind w:left="0" w:firstLine="0"/>
+              <w:jc w:val="left"/>
             </w:pPr>
             <w:r>
               <w:rPr>
                 <w:b/>
                 <w:bCs/>
               </w:rPr>
-              <w:t xml:space="preserve">MOTION TO STRIKE AND TO SEAL PORTIONS OF DOC. NO. 1 PURSUANT TO FED. BANK. R. 7012 AND FED. R. CIV. P. 12 (f)</w:t>
+              <w:t xml:space="preserve">MOTION</w:t>
+            </w:r>
+            <w:r>
+              <w:rPr>
+                <w:b/>
+                <w:bCs/>
+              </w:rPr>
+              <w:t xml:space="preserve"> </w:t>
+            </w:r>
+            <w:r>
+              <w:rPr>
+                <w:b/>
+                <w:bCs/>
+              </w:rPr>
+              <w:t xml:space="preserve">TO</w:t>
+            </w:r>
+            <w:r>
+              <w:rPr>
+                <w:b/>
+                <w:bCs/>
+              </w:rPr>
+              <w:t xml:space="preserve"> </w:t>
+            </w:r>
+            <w:r>
+              <w:rPr>
+                <w:b/>
+                <w:bCs/>
+              </w:rPr>
+              <w:t xml:space="preserve">STRIKE</w:t>
+            </w:r>
+            <w:r>
+              <w:rPr>
+                <w:b/>
+                <w:bCs/>
+              </w:rPr>
+              <w:t xml:space="preserve"> </w:t>
+            </w:r>
+            <w:r>
+              <w:rPr>
+                <w:b/>
+                <w:bCs/>
+              </w:rPr>
+              <w:t xml:space="preserve">AND</w:t>
+            </w:r>
+            <w:r>
+              <w:rPr>
+                <w:b/>
+                <w:bCs/>
+              </w:rPr>
+              <w:t xml:space="preserve"> </w:t>
+            </w:r>
+            <w:r>
+              <w:rPr>
+                <w:b/>
+                <w:bCs/>
+              </w:rPr>
+              <w:t xml:space="preserve">TO</w:t>
+            </w:r>
+            <w:r>
+              <w:rPr>
+                <w:b/>
+                <w:bCs/>
+              </w:rPr>
+              <w:t xml:space="preserve"> </w:t>
+            </w:r>
+            <w:r>
+              <w:rPr>
+                <w:b/>
+                <w:bCs/>
+              </w:rPr>
+              <w:t xml:space="preserve">SEAL</w:t>
+            </w:r>
+            <w:r>
+              <w:rPr>
+                <w:b/>
+                <w:bCs/>
+              </w:rPr>
+              <w:t xml:space="preserve"> </w:t>
+            </w:r>
+            <w:r>
+              <w:rPr>
+                <w:b/>
+                <w:bCs/>
+              </w:rPr>
+              <w:t xml:space="preserve">PORTIONS</w:t>
+            </w:r>
+            <w:r>
+              <w:rPr>
+                <w:b/>
+                <w:bCs/>
+              </w:rPr>
+              <w:t xml:space="preserve"> </w:t>
+            </w:r>
+            <w:r>
+              <w:rPr>
+                <w:b/>
+                <w:bCs/>
+              </w:rPr>
+              <w:t xml:space="preserve">OF</w:t>
+            </w:r>
+            <w:r>
+              <w:rPr>
+                <w:b/>
+                <w:bCs/>
+              </w:rPr>
+              <w:t xml:space="preserve"> </w:t>
+            </w:r>
+            <w:r>
+              <w:rPr>
+                <w:b/>
+                <w:bCs/>
+              </w:rPr>
+              <w:t xml:space="preserve">DOC.</w:t>
+            </w:r>
+            <w:r>
+              <w:rPr>
+                <w:b/>
+                <w:bCs/>
+              </w:rPr>
+              <w:t xml:space="preserve"> </w:t>
+            </w:r>
+            <w:r>
+              <w:rPr>
+                <w:b/>
+                <w:bCs/>
+              </w:rPr>
+              <w:t xml:space="preserve">NO.</w:t>
+            </w:r>
+            <w:r>
+              <w:rPr>
+                <w:b/>
+                <w:bCs/>
+              </w:rPr>
+              <w:t xml:space="preserve"> </w:t>
+            </w:r>
+            <w:r>
+              <w:rPr>
+                <w:b/>
+                <w:bCs/>
+              </w:rPr>
+              <w:t xml:space="preserve">1</w:t>
+            </w:r>
+            <w:r>
+              <w:rPr>
+                <w:b/>
+                <w:bCs/>
+              </w:rPr>
+              <w:t xml:space="preserve"> </w:t>
+            </w:r>
+            <w:r>
+              <w:rPr>
+                <w:b/>
+                <w:bCs/>
+              </w:rPr>
+              <w:t xml:space="preserve">PURSUANT</w:t>
+            </w:r>
+            <w:r>
+              <w:rPr>
+                <w:b/>
+                <w:bCs/>
+              </w:rPr>
+              <w:t xml:space="preserve"> </w:t>
+            </w:r>
+            <w:r>
+              <w:rPr>
+                <w:b/>
+                <w:bCs/>
+              </w:rPr>
+              <w:t xml:space="preserve">TO</w:t>
+            </w:r>
+            <w:r>
+              <w:rPr>
+                <w:b/>
+                <w:bCs/>
+              </w:rPr>
+              <w:t xml:space="preserve"> </w:t>
+            </w:r>
+            <w:r>
+              <w:rPr>
+                <w:b/>
+                <w:bCs/>
+              </w:rPr>
+              <w:t xml:space="preserve">FED.</w:t>
+            </w:r>
+            <w:r>
+              <w:rPr>
+                <w:b/>
+                <w:bCs/>
+              </w:rPr>
+              <w:t xml:space="preserve"> </w:t>
+            </w:r>
+            <w:r>
+              <w:rPr>
+                <w:b/>
+                <w:bCs/>
+              </w:rPr>
+              <w:t xml:space="preserve">BANK.</w:t>
+            </w:r>
+            <w:r>
+              <w:rPr>
+                <w:b/>
+                <w:bCs/>
+              </w:rPr>
+              <w:t xml:space="preserve"> </w:t>
+            </w:r>
+            <w:r>
+              <w:rPr>
+                <w:b/>
+                <w:bCs/>
+              </w:rPr>
+              <w:t xml:space="preserve">R.</w:t>
+            </w:r>
+            <w:r>
+              <w:rPr>
+                <w:b/>
+                <w:bCs/>
+              </w:rPr>
+              <w:t xml:space="preserve"> </w:t>
+            </w:r>
+            <w:r>
+              <w:rPr>
+                <w:b/>
+                <w:bCs/>
+              </w:rPr>
+              <w:t xml:space="preserve">7012</w:t>
+            </w:r>
+            <w:r>
+              <w:rPr>
+                <w:b/>
+                <w:bCs/>
+              </w:rPr>
+              <w:t xml:space="preserve"> </w:t>
+            </w:r>
+            <w:r>
+              <w:rPr>
+                <w:b/>
+                <w:bCs/>
+              </w:rPr>
+              <w:t xml:space="preserve">AND</w:t>
+            </w:r>
+            <w:r>
+              <w:rPr>
+                <w:b/>
+                <w:bCs/>
+              </w:rPr>
+              <w:t xml:space="preserve"> </w:t>
+            </w:r>
+            <w:r>
+              <w:rPr>
+                <w:b/>
+                <w:bCs/>
+              </w:rPr>
+              <w:t xml:space="preserve">FED.</w:t>
+            </w:r>
+            <w:r>
+              <w:rPr>
+                <w:b/>
+                <w:bCs/>
+              </w:rPr>
+              <w:t xml:space="preserve"> </w:t>
+            </w:r>
+            <w:r>
+              <w:rPr>
+                <w:b/>
+                <w:bCs/>
+              </w:rPr>
+              <w:t xml:space="preserve">R.</w:t>
+            </w:r>
+            <w:r>
+              <w:rPr>
+                <w:b/>
+                <w:bCs/>
+              </w:rPr>
+              <w:t xml:space="preserve"> </w:t>
+            </w:r>
+            <w:r>
+              <w:rPr>
+                <w:b/>
+                <w:bCs/>
+              </w:rPr>
+              <w:t xml:space="preserve">CIV.</w:t>
+            </w:r>
+            <w:r>
+              <w:rPr>
+                <w:b/>
+                <w:bCs/>
+              </w:rPr>
+              <w:t xml:space="preserve"> </w:t>
+            </w:r>
+            <w:r>
+              <w:rPr>
+                <w:b/>
+                <w:bCs/>
+              </w:rPr>
+              <w:t xml:space="preserve">P.</w:t>
+            </w:r>
+            <w:r>
+              <w:rPr>
+                <w:b/>
+                <w:bCs/>
+              </w:rPr>
+              <w:t xml:space="preserve"> </w:t>
+            </w:r>
+            <w:r>
+              <w:rPr>
+                <w:b/>
+                <w:bCs/>
+              </w:rPr>
+              <w:t xml:space="preserve">12</w:t>
+            </w:r>
+            <w:r>
+              <w:rPr>
+                <w:b/>
+                <w:bCs/>
+              </w:rPr>
+              <w:t xml:space="preserve"> </w:t>
+            </w:r>
+            <w:r>
+              <w:rPr>
+                <w:b/>
+                <w:bCs/>
+              </w:rPr>
+              <w:t xml:space="preserve">(f)</w:t>
             </w:r>
           </w:p>
         </w:tc>
@@ -203,12 +615,12 @@
     </w:tbl>
     <w:p>
       <w:pPr>
-        <w:spacing w:before="0" w:after="0" w:line="312" w:lineRule="exact"/>
-      </w:pPr>
-    </w:p>
-    <w:p>
-      <w:pPr>
-        <w:pStyle w:val="FirstParagraph"/>
+        <w:spacing w:before="0" w:after="0" w:line="288" w:lineRule="exact"/>
+      </w:pPr>
+    </w:p>
+    <w:p>
+      <w:pPr>
+        <w:pStyle w:val="BodyTextNote"/>
       </w:pPr>
       <w:r>
         <w:t xml:space="preserve">PLEASE TAKE NOTICE that Cassels Brock &amp; Blackwell LLP, a Canadian limited liability partnership</w:t>
@@ -220,7 +632,7 @@
         <w:footnoteReference w:id="9"/>
       </w:r>
       <w:r>
-        <w:t xml:space="preserve">, by and through its undersigned counsel, hereby files this Motion to Strike Portions of Doc. No. 1 pursuant to Fed. Bank. R. 7012 and Fed. R. Civ. P. 12(f) as certain allegations of Doc. No. 1 are</w:t>
+        <w:t xml:space="preserve">, by and through its undersigned counsel, hereby files this Motion to Strike Portions of Doc. No. 1 pursuant to Fed. Bank. R. 7012 and Fed. R. Civ. P. 12(f) as certain allegations of Doc. No. 1 are</w:t>
       </w:r>
       <w:r>
         <w:t xml:space="preserve"> </w:t>
@@ -292,7 +704,7 @@
         <w:t xml:space="preserve"> </w:t>
       </w:r>
       <w:r>
-        <w:t xml:space="preserve">51 Wright &amp; Miller, Federal Practice and Procedure § 1380 (2d ed. 1990);</w:t>
+        <w:t xml:space="preserve">51 Wright &amp; Miller, Federal Practice and Procedure § 1380 (2d ed. 1990);</w:t>
       </w:r>
       <w:r>
         <w:t xml:space="preserve"> </w:t>
@@ -319,7 +731,7 @@
         <w:tab/>
       </w:r>
       <w:r>
-        <w:t xml:space="preserve">Multiple paragraphs of Doc. No. 1 are</w:t>
+        <w:t xml:space="preserve">Multiple paragraphs of Doc. No. 1 are</w:t>
       </w:r>
       <w:r>
         <w:t xml:space="preserve"> </w:t>
@@ -331,7 +743,7 @@
         <w:t xml:space="preserve"> </w:t>
       </w:r>
       <w:r>
-        <w:t xml:space="preserve">as more fully set forth below and should be stricken and sealed as the allegations in Doc. No. 1 will have a prejudicial impact on Cassels Brock &amp; Blackwell LLP and its clients who are not the Debtors and who are not parties to this proceeding.</w:t>
+        <w:t xml:space="preserve">as more fully set forth below and should be stricken and sealed as the allegations in Doc. No. 1 will have a prejudicial impact on Cassels Brock &amp; Blackwell LLP and its clients who are not the Debtors and who are not parties to this proceeding.</w:t>
       </w:r>
     </w:p>
     <w:p>
@@ -346,7 +758,7 @@
     </w:p>
     <w:p>
       <w:pPr>
-        <w:pStyle w:val="FirstParagraph"/>
+        <w:pStyle w:val="PlainParagraph"/>
       </w:pPr>
       <w:r>
         <w:t xml:space="preserve">Movant Cassels Brock &amp; Blackwell LLP (</w:t>
@@ -369,7 +781,7 @@
         <w:tab/>
       </w:r>
       <w:r>
-        <w:t xml:space="preserve">The Debtors in the Chapter 11 proceedings and the Debtors in the Adversary Complaint are VeroBlue Farms USA, Inc., VBF Operations, Inc., VBF Transport, Inc., VBF IP, Inc. and Iowa’s First Inc. (Doc. No. 365, Amended Joint Chapter 11 Plan of Reorganization of VeroBlue Farms USA, Inc. and its affiliated debtors, Article 1, Introduction; Doc. No. 1, Debtors Adversary Complaint against Cassels Brock &amp; Blackwell LLP, p.1.)</w:t>
+        <w:t xml:space="preserve">The Debtors in the Chapter 11 proceedings and the Debtors in the Adversary Complaint are VeroBlue Farms USA, Inc., VBF Operations, Inc., VBF Transport, Inc., VBF IP, Inc. and Iowa’s First Inc. (Doc. No. 365, Amended Joint Chapter 11 Plan of Reorganization of VeroBlue Farms USA, Inc. and its affiliated debtors, Article 1, Introduction; Doc. No. 1, Debtors Adversary Complaint against Cassels Brock &amp; Blackwell LLP, p.1.)</w:t>
       </w:r>
     </w:p>
     <w:p>
@@ -383,7 +795,7 @@
         <w:tab/>
       </w:r>
       <w:r>
-        <w:t xml:space="preserve">Cassels is an Ontario Providential Limited Liability Partnership engaged in the practice of law in Canada and is based in Toronto, Ontario, Canada. (Doc. No. 1, p.5, ¶ 8)</w:t>
+        <w:t xml:space="preserve">Cassels is an Ontario Providential Limited Liability Partnership engaged in the practice of law in Canada and is based in Toronto, Ontario, Canada. (Doc. No. 1, p.5, ¶ 8)</w:t>
       </w:r>
     </w:p>
     <w:p>
@@ -397,7 +809,7 @@
         <w:tab/>
       </w:r>
       <w:r>
-        <w:t xml:space="preserve">Cassels has never been retained to represent VeroBlue Farms USA, Inc. and barren from all the documents attached to the Adversary Complaint, is a representation agreement. (Doc. No. 1.)</w:t>
+        <w:t xml:space="preserve">Cassels has never been retained to represent VeroBlue Farms USA, Inc. and barren from all the documents attached to the Adversary Complaint, is a representation agreement. (Doc. No. 1.)</w:t>
       </w:r>
     </w:p>
     <w:p>
@@ -411,7 +823,7 @@
         <w:tab/>
       </w:r>
       <w:r>
-        <w:t xml:space="preserve">Cassels has never been retained to represent VBF Operations, Inc. and barren from all the documents attached to the Adversary Complaint, is a representation agreement. (Doc. No. 1.)</w:t>
+        <w:t xml:space="preserve">Cassels has never been retained to represent VBF Operations, Inc. and barren from all the documents attached to the Adversary Complaint, is a representation agreement. (Doc. No. 1.)</w:t>
       </w:r>
     </w:p>
     <w:p>
@@ -425,7 +837,7 @@
         <w:tab/>
       </w:r>
       <w:r>
-        <w:t xml:space="preserve">Cassels has never been retained to represent VBF Transport, Inc. and barren from all the documents attached to the Adversary Complaint, is a representation agreement. (Doc. No. 1.)</w:t>
+        <w:t xml:space="preserve">Cassels has never been retained to represent VBF Transport, Inc. and barren from all the documents attached to the Adversary Complaint, is a representation agreement. (Doc. No. 1.)</w:t>
       </w:r>
     </w:p>
     <w:p>
@@ -439,7 +851,7 @@
         <w:tab/>
       </w:r>
       <w:r>
-        <w:t xml:space="preserve">Cassels has never been retained to represent VBF IP, Inc., and barren from all the documents attached to the Adversary Complaint, is a representation agreement. (Doc. No. 1.)</w:t>
+        <w:t xml:space="preserve">Cassels has never been retained to represent VBF IP, Inc., and barren from all the documents attached to the Adversary Complaint, is a representation agreement. (Doc. No. 1.)</w:t>
       </w:r>
     </w:p>
     <w:p>
@@ -453,7 +865,7 @@
         <w:tab/>
       </w:r>
       <w:r>
-        <w:t xml:space="preserve">Cassels has never been retained to represent Iowa’s First Inc. and barren from all the documents attached to the Adversary Complaint, is a representation agreement. (Doc. No. 1.)</w:t>
+        <w:t xml:space="preserve">Cassels has never been retained to represent Iowa’s First Inc. and barren from all the documents attached to the Adversary Complaint, is a representation agreement. (Doc. No. 1.)</w:t>
       </w:r>
     </w:p>
     <w:p>
@@ -467,7 +879,7 @@
         <w:tab/>
       </w:r>
       <w:r>
-        <w:t xml:space="preserve">Nowhere in the Chapter 11 pleadings and nowhere in the Chapter 11 Plan did any of the Debtors list a formal representation or attorney-client relationship with Cassels as an executory contract. VeroBlue Farms, Inc., a Canadian entity is not one of the Debtors. (Doc. No. 364, 464, 481, Amended Joint Plan of Reorganization)</w:t>
+        <w:t xml:space="preserve">Nowhere in the Chapter 11 pleadings and nowhere in the Chapter 11 Plan did any of the Debtors list a formal representation or attorney-client relationship with Cassels as an executory contract. VeroBlue Farms, Inc., a Canadian entity is not one of the Debtors. (Doc. No. 364, 464, 481, Amended Joint Plan of Reorganization)</w:t>
       </w:r>
     </w:p>
     <w:p>
@@ -481,7 +893,7 @@
         <w:tab/>
       </w:r>
       <w:r>
-        <w:t xml:space="preserve">Cassels has no client files of VeroBlue Farms USA, Inc. as VeroBlue Farms USA, Inc. has never been a client of Cassels.</w:t>
+        <w:t xml:space="preserve">Cassels has no client files of VeroBlue Farms USA, Inc. as VeroBlue Farms USA, Inc. has never been a client of Cassels.</w:t>
       </w:r>
     </w:p>
     <w:p>
@@ -495,7 +907,7 @@
         <w:tab/>
       </w:r>
       <w:r>
-        <w:t xml:space="preserve">Cassels has no client files of VBF Operations, Inc. as VBF Operations, Inc. has never been a client of Cassels.</w:t>
+        <w:t xml:space="preserve">Cassels has no client files of VBF Operations, Inc. as VBF Operations, Inc. has never been a client of Cassels.</w:t>
       </w:r>
     </w:p>
     <w:p>
@@ -509,7 +921,7 @@
         <w:tab/>
       </w:r>
       <w:r>
-        <w:t xml:space="preserve">Cassels has no client files of VBF Transport, Inc. as VBF Transport, Inc. has never been a client of Cassels.</w:t>
+        <w:t xml:space="preserve">Cassels has no client files of VBF Transport, Inc. as VBF Transport, Inc. has never been a client of Cassels.</w:t>
       </w:r>
     </w:p>
     <w:p>
@@ -523,7 +935,7 @@
         <w:tab/>
       </w:r>
       <w:r>
-        <w:t xml:space="preserve">Cassels has no client files of VBF IP, Inc. as VBF IP, Inc. has never been a client of Cassels.</w:t>
+        <w:t xml:space="preserve">Cassels has no client files of VBF IP, Inc. as VBF IP, Inc. has never been a client of Cassels.</w:t>
       </w:r>
     </w:p>
     <w:p>
@@ -537,7 +949,7 @@
         <w:tab/>
       </w:r>
       <w:r>
-        <w:t xml:space="preserve">Cassels has no client files of Iowa’s First, Inc. as Iowa’s First, Inc. has never been a client of Cassels.</w:t>
+        <w:t xml:space="preserve">Cassels has no client files of Iowa’s First, Inc. as Iowa’s First, Inc. has never been a client of Cassels.</w:t>
       </w:r>
     </w:p>
     <w:p>
@@ -574,7 +986,7 @@
         <w:t xml:space="preserve">“a long standing relationship with Cassels, a Canadian Firm, outside of Debtor’s business”</w:t>
       </w:r>
       <w:r>
-        <w:t xml:space="preserve">. (Doc. No. 1, p. 6, ¶ 16)</w:t>
+        <w:t xml:space="preserve">. (Doc. No. 1, p. 6, ¶ 16)</w:t>
       </w:r>
     </w:p>
     <w:p>
@@ -609,7 +1021,7 @@
         <w:t xml:space="preserve"> </w:t>
       </w:r>
       <w:r>
-        <w:t xml:space="preserve">and/or the admonition:</w:t>
+        <w:t xml:space="preserve">and/​or the admonition:</w:t>
       </w:r>
       <w:r>
         <w:t xml:space="preserve"> </w:t>
@@ -647,7 +1059,7 @@
         <w:t xml:space="preserve">“Debtors have recently discovered emails to that effect [relationships outside of Debtors’ business] between several of the founders and Cassels’ attorneys”</w:t>
       </w:r>
       <w:r>
-        <w:t xml:space="preserve">. (Doc. No. 1, p. 6, ¶ 16) Debtors do not disclose when or how they</w:t>
+        <w:t xml:space="preserve">. (Doc. No. 1, p. 6, ¶ 16) Debtors do not disclose when or how they</w:t>
       </w:r>
       <w:r>
         <w:t xml:space="preserve"> </w:t>
@@ -682,7 +1094,7 @@
         <w:t xml:space="preserve">“Cassels invoices were addressed to VBF Canada”</w:t>
       </w:r>
       <w:r>
-        <w:t xml:space="preserve">. (Doc. No. 1, p. 7, ¶ 21)</w:t>
+        <w:t xml:space="preserve">. (Doc. No. 1, p. 7, ¶ 21)</w:t>
       </w:r>
     </w:p>
     <w:p>
@@ -771,174 +1183,396 @@
     </w:p>
     <w:p>
       <w:pPr>
-        <w:pStyle w:val="BodyText"/>
+        <w:pStyle w:val="PlainParagraph"/>
       </w:pPr>
       <w:r>
         <w:t xml:space="preserve">Based on the foregoing, Cassels Brock &amp; Blackwell LLP respectfully requests that the Court strike and seal paragraphs 17, 18, 19, 20, 21, 22, 28, 29, 30, 31, 32, 39, 40, 41, 42, 43, 44, 45, 46, 47 and Exhibits A1, A2, A3, A4, A5, A6, A7, A8, A9, A10, A11, A12, A16, A17, A18, A19, A20, A21.</w:t>
       </w:r>
     </w:p>
-    <w:tbl>
-      <w:tblPr>
-        <w:tblW w:w="9360" w:type="dxa"/>
-        <w:tblBorders>
-          <w:top w:val="nil"/>
-          <w:left w:val="nil"/>
-          <w:bottom w:val="nil"/>
-          <w:right w:val="nil"/>
-          <w:insideH w:val="nil"/>
-          <w:insideV w:val="nil"/>
-        </w:tblBorders>
-        <w:tblLayout w:type="fixed"/>
-        <w:tblCellMar>
-          <w:left w:w="0" w:type="dxa"/>
-          <w:right w:w="0" w:type="dxa"/>
-        </w:tblCellMar>
-        <w:tblLook w:val="0000"/>
-      </w:tblPr>
-      <w:tblGrid>
-        <w:gridCol w:w="3744"/>
-        <w:gridCol w:w="5616"/>
-      </w:tblGrid>
-      <w:tr>
-        <w:trPr>
-          <w:cantSplit/>
-        </w:trPr>
-        <w:tc>
-          <w:tcPr>
-            <w:tcW w:w="3744" w:type="dxa"/>
-          </w:tcPr>
-          <w:p>
-            <w:pPr>
-              <w:spacing w:before="468" w:after="0" w:line="240" w:lineRule="auto"/>
-            </w:pPr>
-            <w:r>
-              <w:rPr/>
-              <w:t xml:space="preserve">Dated: July 15, 2019</w:t>
-            </w:r>
-          </w:p>
-        </w:tc>
-        <w:tc>
-          <w:tcPr>
-            <w:tcW w:w="5616" w:type="dxa"/>
-          </w:tcPr>
-          <w:p>
-            <w:pPr>
-              <w:spacing w:before="468" w:after="689" w:line="240" w:lineRule="auto"/>
-            </w:pPr>
-            <w:r>
-              <w:rPr/>
-              <w:t xml:space="preserve">Respectfully submitted,</w:t>
-            </w:r>
-          </w:p>
-          <w:p>
-            <w:pPr>
-              <w:spacing w:before="0" w:after="65" w:line="240" w:lineRule="auto"/>
-            </w:pPr>
-            <w:r>
-              <w:rPr>
-                <w:i/>
-                <w:iCs/>
-              </w:rPr>
-              <w:t xml:space="preserve">/s/ Michael D. Schwartz</w:t>
-            </w:r>
-          </w:p>
-          <w:p>
-            <w:pPr>
-              <w:spacing w:before="0" w:after="65" w:line="240" w:lineRule="auto"/>
-            </w:pPr>
-            <w:r>
-              <w:rPr/>
-              <w:t xml:space="preserve">Michael D. Schwartz, AT0013972</w:t>
-            </w:r>
-          </w:p>
-          <w:p>
-            <w:pPr>
-              <w:spacing w:before="0" w:after="65" w:line="240" w:lineRule="auto"/>
-            </w:pPr>
-            <w:r>
-              <w:rPr/>
-              <w:t xml:space="preserve">Brandon M. Schwartz, AT0011248</w:t>
-            </w:r>
-          </w:p>
-          <w:p>
-            <w:pPr>
-              <w:spacing w:before="0" w:after="65" w:line="240" w:lineRule="auto"/>
-            </w:pPr>
-            <w:r>
-              <w:rPr/>
-              <w:t xml:space="preserve">600 Inwood Avenue N.</w:t>
-            </w:r>
-          </w:p>
-          <w:p>
-            <w:pPr>
-              <w:spacing w:before="0" w:after="65" w:line="240" w:lineRule="auto"/>
-            </w:pPr>
-            <w:r>
-              <w:rPr/>
-              <w:t xml:space="preserve">Suite 130</w:t>
-            </w:r>
-          </w:p>
-          <w:p>
-            <w:pPr>
-              <w:spacing w:before="0" w:after="65" w:line="240" w:lineRule="auto"/>
-            </w:pPr>
-            <w:r>
-              <w:rPr/>
-              <w:t xml:space="preserve">Oakdale, MN 55128</w:t>
-            </w:r>
-          </w:p>
-          <w:p>
-            <w:pPr>
-              <w:spacing w:before="0" w:after="65" w:line="240" w:lineRule="auto"/>
-            </w:pPr>
-            <w:r>
-              <w:rPr/>
-              <w:t xml:space="preserve">SCHWARTZ LAW FIRM</w:t>
-            </w:r>
-          </w:p>
-          <w:p>
-            <w:pPr>
-              <w:spacing w:before="0" w:after="65" w:line="240" w:lineRule="auto"/>
-            </w:pPr>
-            <w:r>
-              <w:rPr/>
-              <w:t xml:space="preserve">Telephone: (651) 528-6800</w:t>
-            </w:r>
-          </w:p>
-          <w:p>
-            <w:pPr>
-              <w:spacing w:before="0" w:after="65" w:line="240" w:lineRule="auto"/>
-            </w:pPr>
-            <w:r>
-              <w:rPr/>
-              <w:t xml:space="preserve">Fax: [not on the filed copy]</w:t>
-            </w:r>
-          </w:p>
-          <w:p>
-            <w:pPr>
-              <w:spacing w:before="0" w:after="325" w:line="240" w:lineRule="auto"/>
-            </w:pPr>
-            <w:r>
-              <w:rPr/>
-              <w:t xml:space="preserve">E-mail: Mschwartz@mdspalaw.com Bschwartz@mdspalaw.com</w:t>
-            </w:r>
-          </w:p>
-          <w:p>
-            <w:pPr>
-              <w:spacing w:before="0" w:after="0" w:line="240" w:lineRule="auto"/>
-            </w:pPr>
-            <w:r>
-              <w:rPr/>
-              <w:t xml:space="preserve">Local Counsel for Cassels Brock &amp; Blackwell LLP</w:t>
-            </w:r>
-          </w:p>
-        </w:tc>
-      </w:tr>
-    </w:tbl>
     <w:p>
       <w:pPr>
         <w:keepNext/>
-        <w:spacing w:before="520" w:after="156" w:line="240" w:lineRule="auto"/>
+        <w:keepLines/>
+        <w:tabs>
+          <w:tab w:val="left" w:pos="3744"/>
+        </w:tabs>
+        <w:spacing w:before="432" w:after="0" w:line="276" w:lineRule="exact"/>
+        <w:ind w:left="0" w:firstLine="0"/>
+        <w:jc w:val="left"/>
+      </w:pPr>
+      <w:r>
+        <w:t xml:space="preserve">Dated: </w:t>
+      </w:r>
+      <w:r>
+        <w:t xml:space="preserve">July</w:t>
+      </w:r>
+      <w:r>
+        <w:t xml:space="preserve"> </w:t>
+      </w:r>
+      <w:r>
+        <w:t xml:space="preserve">15,</w:t>
+      </w:r>
+      <w:r>
+        <w:t xml:space="preserve"> </w:t>
+      </w:r>
+      <w:r>
+        <w:t xml:space="preserve">2019</w:t>
+      </w:r>
+      <w:r>
+        <w:tab/>
+      </w:r>
+      <w:r>
+        <w:t xml:space="preserve">Respectfully submitted,</w:t>
+      </w:r>
+    </w:p>
+    <w:p>
+      <w:pPr>
+        <w:keepNext/>
+        <w:keepLines/>
+        <w:spacing w:before="576" w:after="0" w:line="276" w:lineRule="exact"/>
+        <w:ind w:left="3744" w:firstLine="0"/>
+        <w:jc w:val="left"/>
+      </w:pPr>
+      <w:r>
+        <w:rPr>
+          <w:i/>
+          <w:iCs/>
+        </w:rPr>
+        <w:t xml:space="preserve">/s/ </w:t>
+      </w:r>
+      <w:r>
+        <w:rPr>
+          <w:i/>
+          <w:iCs/>
+        </w:rPr>
+        <w:t xml:space="preserve">Michael</w:t>
+      </w:r>
+      <w:r>
+        <w:rPr>
+          <w:i/>
+          <w:iCs/>
+        </w:rPr>
+        <w:t xml:space="preserve"> </w:t>
+      </w:r>
+      <w:r>
+        <w:rPr>
+          <w:i/>
+          <w:iCs/>
+        </w:rPr>
+        <w:t xml:space="preserve">D.</w:t>
+      </w:r>
+      <w:r>
+        <w:rPr>
+          <w:i/>
+          <w:iCs/>
+        </w:rPr>
+        <w:t xml:space="preserve"> </w:t>
+      </w:r>
+      <w:r>
+        <w:rPr>
+          <w:i/>
+          <w:iCs/>
+        </w:rPr>
+        <w:t xml:space="preserve">Schwartz</w:t>
+      </w:r>
+    </w:p>
+    <w:p>
+      <w:pPr>
+        <w:keepNext/>
+        <w:keepLines/>
+        <w:spacing w:before="0" w:after="0" w:line="276" w:lineRule="exact"/>
+        <w:ind w:left="3744" w:firstLine="0"/>
+        <w:jc w:val="left"/>
+      </w:pPr>
+      <w:r>
+        <w:t xml:space="preserve">Michael</w:t>
+      </w:r>
+      <w:r>
+        <w:t xml:space="preserve"> </w:t>
+      </w:r>
+      <w:r>
+        <w:t xml:space="preserve">D.</w:t>
+      </w:r>
+      <w:r>
+        <w:t xml:space="preserve"> </w:t>
+      </w:r>
+      <w:r>
+        <w:t xml:space="preserve">Schwartz</w:t>
+      </w:r>
+      <w:r>
+        <w:t xml:space="preserve">, </w:t>
+      </w:r>
+      <w:r>
+        <w:t xml:space="preserve">AT0013972</w:t>
+      </w:r>
+    </w:p>
+    <w:p>
+      <w:pPr>
+        <w:keepNext/>
+        <w:keepLines/>
+        <w:spacing w:before="0" w:after="0" w:line="276" w:lineRule="exact"/>
+        <w:ind w:left="3744" w:firstLine="0"/>
+        <w:jc w:val="left"/>
+      </w:pPr>
+      <w:r>
+        <w:t xml:space="preserve">Brandon</w:t>
+      </w:r>
+      <w:r>
+        <w:t xml:space="preserve"> </w:t>
+      </w:r>
+      <w:r>
+        <w:t xml:space="preserve">M.</w:t>
+      </w:r>
+      <w:r>
+        <w:t xml:space="preserve"> </w:t>
+      </w:r>
+      <w:r>
+        <w:t xml:space="preserve">Schwartz,</w:t>
+      </w:r>
+      <w:r>
+        <w:t xml:space="preserve"> </w:t>
+      </w:r>
+      <w:r>
+        <w:t xml:space="preserve">AT0011248</w:t>
+      </w:r>
+    </w:p>
+    <w:p>
+      <w:pPr>
+        <w:keepNext/>
+        <w:keepLines/>
+        <w:spacing w:before="0" w:after="0" w:line="276" w:lineRule="exact"/>
+        <w:ind w:left="3744" w:firstLine="0"/>
+        <w:jc w:val="left"/>
+      </w:pPr>
+      <w:r>
+        <w:t xml:space="preserve">600</w:t>
+      </w:r>
+      <w:r>
+        <w:t xml:space="preserve"> </w:t>
+      </w:r>
+      <w:r>
+        <w:t xml:space="preserve">Inwood</w:t>
+      </w:r>
+      <w:r>
+        <w:t xml:space="preserve"> </w:t>
+      </w:r>
+      <w:r>
+        <w:t xml:space="preserve">Avenue</w:t>
+      </w:r>
+      <w:r>
+        <w:t xml:space="preserve"> </w:t>
+      </w:r>
+      <w:r>
+        <w:t xml:space="preserve">N.</w:t>
+      </w:r>
+    </w:p>
+    <w:p>
+      <w:pPr>
+        <w:keepNext/>
+        <w:keepLines/>
+        <w:spacing w:before="0" w:after="0" w:line="276" w:lineRule="exact"/>
+        <w:ind w:left="3744" w:firstLine="0"/>
+        <w:jc w:val="left"/>
+      </w:pPr>
+      <w:r>
+        <w:t xml:space="preserve">Suite</w:t>
+      </w:r>
+      <w:r>
+        <w:t xml:space="preserve"> </w:t>
+      </w:r>
+      <w:r>
+        <w:t xml:space="preserve">130</w:t>
+      </w:r>
+    </w:p>
+    <w:p>
+      <w:pPr>
+        <w:keepNext/>
+        <w:keepLines/>
+        <w:spacing w:before="0" w:after="0" w:line="276" w:lineRule="exact"/>
+        <w:ind w:left="3744" w:firstLine="0"/>
+        <w:jc w:val="left"/>
+      </w:pPr>
+      <w:r>
+        <w:t xml:space="preserve">Oakdale,</w:t>
+      </w:r>
+      <w:r>
+        <w:t xml:space="preserve"> </w:t>
+      </w:r>
+      <w:r>
+        <w:t xml:space="preserve">MN</w:t>
+      </w:r>
+      <w:r>
+        <w:t xml:space="preserve"> </w:t>
+      </w:r>
+      <w:r>
+        <w:t xml:space="preserve">55128</w:t>
+      </w:r>
+    </w:p>
+    <w:p>
+      <w:pPr>
+        <w:keepNext/>
+        <w:keepLines/>
+        <w:spacing w:before="0" w:after="0" w:line="276" w:lineRule="exact"/>
+        <w:ind w:left="3744" w:firstLine="0"/>
+        <w:jc w:val="left"/>
+      </w:pPr>
+      <w:r>
+        <w:t xml:space="preserve">SCHWARTZ</w:t>
+      </w:r>
+      <w:r>
+        <w:t xml:space="preserve"> </w:t>
+      </w:r>
+      <w:r>
+        <w:t xml:space="preserve">LAW</w:t>
+      </w:r>
+      <w:r>
+        <w:t xml:space="preserve"> </w:t>
+      </w:r>
+      <w:r>
+        <w:t xml:space="preserve">FIRM</w:t>
+      </w:r>
+    </w:p>
+    <w:p>
+      <w:pPr>
+        <w:keepNext/>
+        <w:keepLines/>
+        <w:spacing w:before="0" w:after="0" w:line="276" w:lineRule="exact"/>
+        <w:ind w:left="3744" w:firstLine="0"/>
+        <w:jc w:val="left"/>
+      </w:pPr>
+      <w:r>
+        <w:t xml:space="preserve">Telephone: </w:t>
+      </w:r>
+      <w:r>
+        <w:t xml:space="preserve">(651)</w:t>
+      </w:r>
+      <w:r>
+        <w:t xml:space="preserve"> </w:t>
+      </w:r>
+      <w:r>
+        <w:t xml:space="preserve">528</w:t>
+        <w:noBreakHyphen/>
+        <w:t xml:space="preserve">6800</w:t>
+      </w:r>
+    </w:p>
+    <w:p>
+      <w:pPr>
+        <w:keepNext/>
+        <w:keepLines/>
+        <w:spacing w:before="0" w:after="0" w:line="276" w:lineRule="exact"/>
+        <w:ind w:left="3744" w:firstLine="0"/>
+        <w:jc w:val="left"/>
+      </w:pPr>
+      <w:r>
+        <w:t xml:space="preserve">Fax: </w:t>
+      </w:r>
+      <w:r>
+        <w:t xml:space="preserve">[not</w:t>
+      </w:r>
+      <w:r>
+        <w:t xml:space="preserve"> </w:t>
+      </w:r>
+      <w:r>
+        <w:t xml:space="preserve">on</w:t>
+      </w:r>
+      <w:r>
+        <w:t xml:space="preserve"> </w:t>
+      </w:r>
+      <w:r>
+        <w:t xml:space="preserve">the</w:t>
+      </w:r>
+      <w:r>
+        <w:t xml:space="preserve"> </w:t>
+      </w:r>
+      <w:r>
+        <w:t xml:space="preserve">filed</w:t>
+      </w:r>
+      <w:r>
+        <w:t xml:space="preserve"> </w:t>
+      </w:r>
+      <w:r>
+        <w:t xml:space="preserve">copy]</w:t>
+      </w:r>
+    </w:p>
+    <w:p>
+      <w:pPr>
+        <w:keepNext/>
+        <w:keepLines/>
+        <w:spacing w:before="0" w:after="0" w:line="276" w:lineRule="exact"/>
+        <w:ind w:left="3744" w:firstLine="0"/>
+        <w:jc w:val="left"/>
+      </w:pPr>
+      <w:r>
+        <w:t xml:space="preserve">E-mail: </w:t>
+      </w:r>
+      <w:r>
+        <w:t xml:space="preserve">Mschwartz@mdspalaw.com</w:t>
+      </w:r>
+      <w:r>
+        <w:t xml:space="preserve"> </w:t>
+      </w:r>
+      <w:r>
+        <w:t xml:space="preserve">Bschwartz@mdspalaw.com</w:t>
+      </w:r>
+    </w:p>
+    <w:p>
+      <w:pPr>
+        <w:spacing w:before="240" w:after="0" w:line="276" w:lineRule="exact"/>
+        <w:ind w:left="3744" w:firstLine="0"/>
+        <w:jc w:val="left"/>
+      </w:pPr>
+      <w:r>
+        <w:t xml:space="preserve">Local</w:t>
+      </w:r>
+      <w:r>
+        <w:t xml:space="preserve"> </w:t>
+      </w:r>
+      <w:r>
+        <w:t xml:space="preserve">Counsel</w:t>
+      </w:r>
+      <w:r>
+        <w:t xml:space="preserve"> </w:t>
+      </w:r>
+      <w:r>
+        <w:t xml:space="preserve">for</w:t>
+      </w:r>
+      <w:r>
+        <w:t xml:space="preserve"> </w:t>
+      </w:r>
+      <w:r>
+        <w:t xml:space="preserve">Cassels</w:t>
+      </w:r>
+      <w:r>
+        <w:t xml:space="preserve"> </w:t>
+      </w:r>
+      <w:r>
+        <w:t xml:space="preserve">Brock</w:t>
+      </w:r>
+      <w:r>
+        <w:t xml:space="preserve"> </w:t>
+      </w:r>
+      <w:r>
+        <w:t xml:space="preserve">&amp;</w:t>
+      </w:r>
+      <w:r>
+        <w:t xml:space="preserve"> </w:t>
+      </w:r>
+      <w:r>
+        <w:t xml:space="preserve">Blackwell</w:t>
+      </w:r>
+      <w:r>
+        <w:t xml:space="preserve"> </w:t>
+      </w:r>
+      <w:r>
+        <w:t xml:space="preserve">LLP</w:t>
+      </w:r>
+    </w:p>
+    <w:p>
+      <w:pPr>
+        <w:keepNext/>
+        <w:keepLines/>
+        <w:spacing w:before="480" w:after="144" w:line="276" w:lineRule="exact"/>
+        <w:ind w:left="0" w:firstLine="0"/>
         <w:jc w:val="center"/>
       </w:pPr>
       <w:r>
@@ -952,17 +1586,177 @@
     <w:p>
       <w:pPr>
         <w:keepNext/>
-        <w:spacing w:before="0" w:after="312" w:line="481" w:lineRule="exact"/>
-        <w:ind w:firstLine="720"/>
-      </w:pPr>
-      <w:r>
-        <w:t xml:space="preserve">The undersigned certifies that on [not on the filed copy], This document was served electronically on parties who receive electronic notice through CM/ECF as listed on CM/ECF’s notice of electronic filing.</w:t>
+        <w:keepLines/>
+        <w:spacing w:before="0" w:after="144" w:line="480" w:lineRule="exact"/>
+        <w:ind w:left="0" w:firstLine="720"/>
+        <w:jc w:val="left"/>
+      </w:pPr>
+      <w:r>
+        <w:t xml:space="preserve">The undersigned certifies that on </w:t>
+      </w:r>
+      <w:r>
+        <w:t xml:space="preserve">[not</w:t>
+      </w:r>
+      <w:r>
+        <w:t xml:space="preserve"> </w:t>
+      </w:r>
+      <w:r>
+        <w:t xml:space="preserve">on</w:t>
+      </w:r>
+      <w:r>
+        <w:t xml:space="preserve"> </w:t>
+      </w:r>
+      <w:r>
+        <w:t xml:space="preserve">the</w:t>
+      </w:r>
+      <w:r>
+        <w:t xml:space="preserve"> </w:t>
+      </w:r>
+      <w:r>
+        <w:t xml:space="preserve">filed</w:t>
+      </w:r>
+      <w:r>
+        <w:t xml:space="preserve"> </w:t>
+      </w:r>
+      <w:r>
+        <w:t xml:space="preserve">copy]</w:t>
+      </w:r>
+      <w:r>
+        <w:t xml:space="preserve">, </w:t>
+      </w:r>
+      <w:r>
+        <w:t xml:space="preserve">This</w:t>
+      </w:r>
+      <w:r>
+        <w:t xml:space="preserve"> </w:t>
+      </w:r>
+      <w:r>
+        <w:t xml:space="preserve">document</w:t>
+      </w:r>
+      <w:r>
+        <w:t xml:space="preserve"> </w:t>
+      </w:r>
+      <w:r>
+        <w:t xml:space="preserve">was</w:t>
+      </w:r>
+      <w:r>
+        <w:t xml:space="preserve"> </w:t>
+      </w:r>
+      <w:r>
+        <w:t xml:space="preserve">served</w:t>
+      </w:r>
+      <w:r>
+        <w:t xml:space="preserve"> </w:t>
+      </w:r>
+      <w:r>
+        <w:t xml:space="preserve">electronically</w:t>
+      </w:r>
+      <w:r>
+        <w:t xml:space="preserve"> </w:t>
+      </w:r>
+      <w:r>
+        <w:t xml:space="preserve">on</w:t>
+      </w:r>
+      <w:r>
+        <w:t xml:space="preserve"> </w:t>
+      </w:r>
+      <w:r>
+        <w:t xml:space="preserve">parties</w:t>
+      </w:r>
+      <w:r>
+        <w:t xml:space="preserve"> </w:t>
+      </w:r>
+      <w:r>
+        <w:t xml:space="preserve">who</w:t>
+      </w:r>
+      <w:r>
+        <w:t xml:space="preserve"> </w:t>
+      </w:r>
+      <w:r>
+        <w:t xml:space="preserve">receive</w:t>
+      </w:r>
+      <w:r>
+        <w:t xml:space="preserve"> </w:t>
+      </w:r>
+      <w:r>
+        <w:t xml:space="preserve">electronic</w:t>
+      </w:r>
+      <w:r>
+        <w:t xml:space="preserve"> </w:t>
+      </w:r>
+      <w:r>
+        <w:t xml:space="preserve">notice</w:t>
+      </w:r>
+      <w:r>
+        <w:t xml:space="preserve"> </w:t>
+      </w:r>
+      <w:r>
+        <w:t xml:space="preserve">through</w:t>
+      </w:r>
+      <w:r>
+        <w:t xml:space="preserve"> </w:t>
+      </w:r>
+      <w:r>
+        <w:t xml:space="preserve">CM/​ECF</w:t>
+      </w:r>
+      <w:r>
+        <w:t xml:space="preserve"> </w:t>
+      </w:r>
+      <w:r>
+        <w:t xml:space="preserve">as</w:t>
+      </w:r>
+      <w:r>
+        <w:t xml:space="preserve"> </w:t>
+      </w:r>
+      <w:r>
+        <w:t xml:space="preserve">listed</w:t>
+      </w:r>
+      <w:r>
+        <w:t xml:space="preserve"> </w:t>
+      </w:r>
+      <w:r>
+        <w:t xml:space="preserve">on</w:t>
+      </w:r>
+      <w:r>
+        <w:t xml:space="preserve"> </w:t>
+      </w:r>
+      <w:r>
+        <w:t xml:space="preserve">CM/​ECF’s</w:t>
+      </w:r>
+      <w:r>
+        <w:t xml:space="preserve"> </w:t>
+      </w:r>
+      <w:r>
+        <w:t xml:space="preserve">notice</w:t>
+      </w:r>
+      <w:r>
+        <w:t xml:space="preserve"> </w:t>
+      </w:r>
+      <w:r>
+        <w:t xml:space="preserve">of</w:t>
+      </w:r>
+      <w:r>
+        <w:t xml:space="preserve"> </w:t>
+      </w:r>
+      <w:r>
+        <w:t xml:space="preserve">electronic</w:t>
+      </w:r>
+      <w:r>
+        <w:t xml:space="preserve"> </w:t>
+      </w:r>
+      <w:r>
+        <w:t xml:space="preserve">filing</w:t>
+      </w:r>
+      <w:r>
+        <w:t xml:space="preserve">.</w:t>
       </w:r>
     </w:p>
     <w:p>
       <w:pPr>
         <w:keepNext/>
-        <w:spacing w:before="0" w:after="65" w:line="240" w:lineRule="auto"/>
+        <w:keepLines/>
+        <w:spacing w:before="288" w:after="0" w:line="276" w:lineRule="exact"/>
+        <w:ind w:left="0" w:firstLine="0"/>
         <w:jc w:val="right"/>
       </w:pPr>
       <w:r>
@@ -970,26 +1764,53 @@
           <w:i/>
           <w:iCs/>
         </w:rPr>
-        <w:t xml:space="preserve">/s/ Katherine Grenell</w:t>
-      </w:r>
-    </w:p>
-    <w:p>
-      <w:pPr>
-        <w:spacing w:before="0" w:after="0" w:line="240" w:lineRule="auto"/>
+        <w:t xml:space="preserve">/s/ </w:t>
+      </w:r>
+      <w:r>
+        <w:rPr>
+          <w:i/>
+          <w:iCs/>
+        </w:rPr>
+        <w:t xml:space="preserve">Katherine</w:t>
+      </w:r>
+      <w:r>
+        <w:rPr>
+          <w:i/>
+          <w:iCs/>
+        </w:rPr>
+        <w:t xml:space="preserve"> </w:t>
+      </w:r>
+      <w:r>
+        <w:rPr>
+          <w:i/>
+          <w:iCs/>
+        </w:rPr>
+        <w:t xml:space="preserve">Grenell</w:t>
+      </w:r>
+    </w:p>
+    <w:p>
+      <w:pPr>
+        <w:spacing w:before="0" w:after="0" w:line="276" w:lineRule="exact"/>
+        <w:ind w:left="0" w:firstLine="0"/>
         <w:jc w:val="right"/>
       </w:pPr>
       <w:r>
-        <w:rPr/>
-        <w:t xml:space="preserve">Katherine Grenell</w:t>
+        <w:t xml:space="preserve">Katherine</w:t>
+      </w:r>
+      <w:r>
+        <w:t xml:space="preserve"> </w:t>
+      </w:r>
+      <w:r>
+        <w:t xml:space="preserve">Grenell</w:t>
       </w:r>
     </w:p>
     <w:sectPr>
-      <w:footerReference w:type="default" r:id="rIdFooter1"/>
+      <w:footerReference w:type="default" r:id="rIdFooter2"/>
       <w:footnotePr>
         <w:numRestart w:val="eachSect"/>
       </w:footnotePr>
       <w:pgSz w:w="12240" w:h="15840"/>
-      <w:pgMar w:top="1440" w:right="1440" w:bottom="1440" w:left="1440" w:header="720" w:footer="720" w:gutter="0"/>
+      <w:pgMar w:top="1440" w:right="1440" w:bottom="1440" w:left="1440" w:header="720" w:footer="768" w:gutter="0"/>
       <w:cols w:space="720"/>
     </w:sectPr>
   </w:body>
@@ -1004,7 +1825,32 @@
 <w:ftr xmlns:w="http://schemas.openxmlformats.org/wordprocessingml/2006/main" xmlns:r="http://schemas.openxmlformats.org/officeDocument/2006/relationships">
   <w:p>
     <w:pPr>
-      <w:spacing w:before="0" w:after="0" w:line="240" w:lineRule="auto"/>
+      <w:jc w:val="center"/>
+    </w:pPr>
+    <w:r>
+      <w:fldChar w:fldCharType="begin"/>
+    </w:r>
+    <w:r>
+      <w:instrText xml:space="preserve"> PAGE </w:instrText>
+    </w:r>
+    <w:r>
+      <w:fldChar w:fldCharType="separate"/>
+    </w:r>
+    <w:r>
+      <w:t>1</w:t>
+    </w:r>
+    <w:r>
+      <w:fldChar w:fldCharType="end"/>
+    </w:r>
+  </w:p>
+</w:ftr>
+</file>
+
+<file path=word/footer2.xml><?xml version="1.0" encoding="utf-8"?>
+<w:ftr xmlns:w="http://schemas.openxmlformats.org/wordprocessingml/2006/main" xmlns:r="http://schemas.openxmlformats.org/officeDocument/2006/relationships">
+  <w:p>
+    <w:pPr>
+      <w:spacing w:before="0" w:after="0" w:line="240" w:lineRule="exact"/>
       <w:jc w:val="center"/>
     </w:pPr>
     <w:r>
@@ -1142,7 +1988,7 @@
         <w:t xml:space="preserve"> </w:t>
       </w:r>
       <w:r>
-        <w:t xml:space="preserve">(Doc. No. 3, ¶ 8).</w:t>
+        <w:t xml:space="preserve">(Doc. No. 3, ¶ 8).</w:t>
       </w:r>
     </w:p>
   </w:footnote>
@@ -1238,15 +2084,16 @@
   <w:docDefaults>
     <w:rPrDefault>
       <w:rPr>
-        <w:rFonts w:ascii="EB Garamond" w:eastAsia="EB Garamond" w:hAnsi="EB Garamond" w:cs="EB Garamond"/>
-        <w:sz w:val="26"/>
-        <w:szCs w:val="26"/>
-        <w:lang w:val="en-US" w:eastAsia="en-US" w:bidi="ar-SA"/>
+        <w:rFonts w:ascii="Times New Roman" w:hAnsi="Times New Roman" w:eastAsia="Times New Roman" w:cs="Times New Roman"/>
+        <w:sz w:val="24"/>
+        <w:szCs w:val="24"/>
+        <w:lang w:val="en-US" w:eastAsia="zh-CN" w:bidi="ar-SA"/>
       </w:rPr>
     </w:rPrDefault>
     <w:pPrDefault>
       <w:pPr>
-        <w:spacing w:before="0" w:after="0" w:line="240" w:lineRule="auto"/>
+        <w:widowControl/>
+        <w:spacing w:after="0"/>
       </w:pPr>
     </w:pPrDefault>
   </w:docDefaults>
@@ -1254,12 +2101,6 @@
   <w:style w:type="paragraph" w:default="1" w:styleId="Normal">
     <w:name w:val="Normal"/>
     <w:qFormat/>
-    <w:pPr>
-      <w:widowControl/>
-    </w:pPr>
-    <w:rPr>
-      <w:color w:val="000000"/>
-    </w:rPr>
   </w:style>
   <w:style w:type="paragraph" w:styleId="BodyText">
     <w:name w:val="Body Text"/>
@@ -1267,7 +2108,7 @@
     <w:link w:val="BodyTextChar"/>
     <w:qFormat/>
     <w:pPr>
-      <w:spacing w:before="0" w:after="156" w:line="481" w:lineRule="exact"/>
+      <w:spacing w:before="0" w:after="0" w:line="480" w:lineRule="exact"/>
       <w:ind w:firstLine="720"/>
     </w:pPr>
   </w:style>
@@ -1282,7 +2123,7 @@
     <w:basedOn w:val="BodyText"/>
     <w:qFormat/>
     <w:pPr>
-      <w:spacing w:before="0" w:after="0" w:line="481" w:lineRule="exact"/>
+      <w:spacing w:before="36" w:after="36"/>
     </w:pPr>
   </w:style>
   <w:style w:type="paragraph" w:styleId="Title">
@@ -1422,12 +2263,11 @@
     <w:name w:val="heading 1"/>
     <w:basedOn w:val="Normal"/>
     <w:next w:val="BodyText"/>
-    <w:uiPriority w:val="9"/>
     <w:qFormat/>
     <w:pPr>
       <w:keepNext/>
       <w:keepLines/>
-      <w:spacing w:before="240" w:after="182" w:line="481" w:lineRule="exact"/>
+      <w:spacing w:before="240" w:after="168" w:line="480" w:lineRule="exact"/>
       <w:ind w:firstLine="0"/>
       <w:jc w:val="center"/>
       <w:outlineLvl w:val="0"/>
@@ -1436,21 +2276,19 @@
       <w:b/>
       <w:bCs/>
       <w:color w:val="000000"/>
-      <w:sz w:val="26"/>
-      <w:szCs w:val="26"/>
+      <w:sz w:val="24"/>
+      <w:szCs w:val="24"/>
     </w:rPr>
   </w:style>
   <w:style w:type="paragraph" w:styleId="Heading2">
     <w:name w:val="heading 2"/>
     <w:basedOn w:val="Normal"/>
     <w:next w:val="BodyText"/>
-    <w:uiPriority w:val="9"/>
-    <w:unhideWhenUsed/>
     <w:qFormat/>
     <w:pPr>
       <w:keepNext/>
       <w:keepLines/>
-      <w:spacing w:before="240" w:after="156" w:line="481" w:lineRule="exact"/>
+      <w:spacing w:before="240" w:after="144" w:line="480" w:lineRule="exact"/>
       <w:ind w:firstLine="0"/>
       <w:outlineLvl w:val="1"/>
     </w:pPr>
@@ -1458,8 +2296,8 @@
       <w:b/>
       <w:bCs/>
       <w:color w:val="000000"/>
-      <w:sz w:val="26"/>
-      <w:szCs w:val="26"/>
+      <w:sz w:val="24"/>
+      <w:szCs w:val="24"/>
     </w:rPr>
   </w:style>
   <w:style w:type="paragraph" w:styleId="Heading3">
@@ -1475,14 +2313,17 @@
     <w:pPr>
       <w:keepNext/>
       <w:keepLines/>
-      <w:spacing w:before="160" w:after="80"/>
+      <w:spacing w:before="240" w:after="168" w:line="480" w:lineRule="exact"/>
+      <w:ind w:firstLine="0"/>
       <w:outlineLvl w:val="2"/>
     </w:pPr>
     <w:rPr>
-      <w:rFonts w:eastAsiaTheme="majorEastAsia" w:cstheme="majorBidi"/>
-      <w:color w:val="0F4761" w:themeColor="accent1" w:themeShade="BF"/>
-      <w:sz w:val="28"/>
-      <w:szCs w:val="28"/>
+      <w:rFonts w:ascii="Times New Roman" w:hAnsi="Times New Roman" w:eastAsia="Times New Roman" w:cs="Times New Roman"/>
+      <w:b/>
+      <w:bCs/>
+      <w:color w:val="000000"/>
+      <w:sz w:val="24"/>
+      <w:szCs w:val="24"/>
     </w:rPr>
   </w:style>
   <w:style w:type="paragraph" w:styleId="Heading4">
@@ -1498,14 +2339,18 @@
     <w:pPr>
       <w:keepNext/>
       <w:keepLines/>
-      <w:spacing w:before="80" w:after="40"/>
+      <w:spacing w:before="240" w:after="168" w:line="480" w:lineRule="exact"/>
+      <w:ind w:firstLine="0"/>
       <w:outlineLvl w:val="3"/>
     </w:pPr>
     <w:rPr>
-      <w:rFonts w:eastAsiaTheme="majorEastAsia" w:cstheme="majorBidi"/>
+      <w:rFonts w:ascii="Times New Roman" w:hAnsi="Times New Roman" w:eastAsia="Times New Roman" w:cs="Times New Roman"/>
+      <w:b/>
+      <w:bCs/>
       <w:i/>
-      <w:iCs/>
-      <w:color w:val="0F4761" w:themeColor="accent1" w:themeShade="BF"/>
+      <w:color w:val="000000"/>
+      <w:sz w:val="24"/>
+      <w:szCs w:val="24"/>
     </w:rPr>
   </w:style>
   <w:style w:type="paragraph" w:styleId="Heading5">
@@ -1521,12 +2366,18 @@
     <w:pPr>
       <w:keepNext/>
       <w:keepLines/>
-      <w:spacing w:before="80" w:after="40"/>
+      <w:spacing w:before="240" w:after="168" w:line="480" w:lineRule="exact"/>
+      <w:ind w:firstLine="0"/>
       <w:outlineLvl w:val="4"/>
     </w:pPr>
     <w:rPr>
-      <w:rFonts w:eastAsiaTheme="majorEastAsia" w:cstheme="majorBidi"/>
-      <w:color w:val="0F4761" w:themeColor="accent1" w:themeShade="BF"/>
+      <w:rFonts w:ascii="Times New Roman" w:hAnsi="Times New Roman" w:eastAsia="Times New Roman" w:cs="Times New Roman"/>
+      <w:b/>
+      <w:bCs/>
+      <w:i/>
+      <w:color w:val="000000"/>
+      <w:sz w:val="24"/>
+      <w:szCs w:val="24"/>
     </w:rPr>
   </w:style>
   <w:style w:type="paragraph" w:styleId="Heading6">
@@ -1736,6 +2587,15 @@
       <w:color w:val="272727" w:themeColor="text1" w:themeTint="D8"/>
     </w:rPr>
   </w:style>
+  <w:style w:type="paragraph" w:customStyle="1" w:styleId="ListItem">
+    <w:name w:val="List Item"/>
+    <w:basedOn w:val="BodyText"/>
+    <w:qFormat/>
+    <w:pPr>
+      <w:spacing w:before="0" w:after="0" w:line="480" w:lineRule="exact"/>
+      <w:ind w:left="720" w:hanging="720"/>
+    </w:pPr>
+  </w:style>
   <w:style w:type="paragraph" w:styleId="BlockText">
     <w:name w:val="Block Text"/>
     <w:basedOn w:val="BodyText"/>
@@ -1744,18 +2604,20 @@
     <w:unhideWhenUsed/>
     <w:qFormat/>
     <w:pPr>
-      <w:spacing w:before="100" w:after="100"/>
-      <w:ind w:firstLine="0" w:left="480" w:right="480"/>
+      <w:spacing w:before="280" w:after="280" w:line="276" w:lineRule="exact"/>
+      <w:ind w:firstLine="0" w:left="720" w:right="720"/>
     </w:pPr>
   </w:style>
   <w:style w:type="paragraph" w:styleId="FootnoteText">
     <w:name w:val="Footnote Text"/>
     <w:basedOn w:val="Normal"/>
+    <w:next w:val="FootnoteText"/>
     <w:uiPriority w:val="9"/>
     <w:unhideWhenUsed/>
     <w:qFormat/>
     <w:pPr>
-      <w:spacing w:before="0" w:after="0" w:line="254" w:lineRule="exact"/>
+      <w:keepLines/>
+      <w:spacing w:before="0" w:after="120" w:line="254" w:lineRule="exact"/>
     </w:pPr>
     <w:rPr>
       <w:sz w:val="22"/>
@@ -1770,8 +2632,8 @@
     <w:unhideWhenUsed/>
     <w:qFormat/>
     <w:pPr>
-      <w:spacing w:before="100" w:after="100"/>
-      <w:ind w:firstLine="0" w:left="480" w:right="480"/>
+      <w:spacing w:before="280" w:after="280"/>
+      <w:ind w:firstLine="0" w:left="720" w:right="720"/>
     </w:pPr>
   </w:style>
   <w:style w:type="character" w:default="1" w:styleId="DefaultParagraphFont">
@@ -1879,7 +2741,7 @@
     <w:name w:val="Hyperlink"/>
     <w:basedOn w:val="BodyTextChar"/>
     <w:rPr>
-      <w:color w:val="4F81BD" w:themeColor="accent1"/>
+      <w:color w:val="000000"/>
     </w:rPr>
   </w:style>
   <w:style w:type="paragraph" w:styleId="TOCHeading">
@@ -1900,6 +2762,23 @@
       <w:color w:val="365F91" w:themeColor="accent1" w:themeShade="BF"/>
     </w:rPr>
   </w:style>
+  <w:style w:type="paragraph" w:customStyle="1" w:styleId="PlainParagraph">
+    <w:name w:val="Plain Paragraph"/>
+    <w:basedOn w:val="BodyText"/>
+    <w:qFormat/>
+    <w:pPr>
+      <w:spacing w:before="0" w:after="144" w:line="480" w:lineRule="exact"/>
+      <w:ind w:firstLine="720"/>
+    </w:pPr>
+  </w:style>
+  <w:style w:type="paragraph" w:customStyle="1" w:styleId="BodyTextNote">
+    <w:name w:val="Body Text Note"/>
+    <w:basedOn w:val="PlainParagraph"/>
+    <w:qFormat/>
+    <w:pPr>
+      <w:widowControl w:val="0"/>
+    </w:pPr>
+  </w:style>
   <w:style w:type="paragraph" w:customStyle="1" w:styleId="NumberedParagraph">
     <w:name w:val="Numbered Paragraph"/>
     <w:basedOn w:val="BodyText"/>
@@ -1908,8 +2787,16 @@
       <w:tabs>
         <w:tab w:val="left" w:pos="1200"/>
       </w:tabs>
-      <w:spacing w:before="0" w:after="156" w:line="481" w:lineRule="exact"/>
+      <w:spacing w:before="0" w:after="144" w:line="480" w:lineRule="exact"/>
       <w:ind w:firstLine="720"/>
+    </w:pPr>
+  </w:style>
+  <w:style w:type="paragraph" w:customStyle="1" w:styleId="NumberedParagraphNote">
+    <w:name w:val="Numbered Paragraph Note"/>
+    <w:basedOn w:val="NumberedParagraph"/>
+    <w:qFormat/>
+    <w:pPr>
+      <w:widowControl w:val="0"/>
     </w:pPr>
   </w:style>
   <w:style w:type="paragraph" w:customStyle="1" w:styleId="SourceCode">
